--- a/scripts/Kaan_Caner_Full_Script.docx
+++ b/scripts/Kaan_Caner_Full_Script.docx
@@ -37,7 +37,7 @@
           <w:color w:val="111827"/>
           <w:sz w:val="28"/>
         </w:rPr>
-        <w:t>Hi, I’m Kaan, and this is Caner. Today we’ll look at how we recognize brands without their names. Sometimes a color, a shape, or a package is enough. In daily life, we rarely read every logo on a shelf. Instead, we spot familiar bottles and colors. We’ll explore four famous examples to see how this works.</w:t>
+        <w:t>Hi, I’m Kaan, and this is Can. Today we’ll look at how we recognize brands without their names. Sometimes a color, a shape, or a package is enough. In daily life, we rarely read every logo on a shelf. Instead, we spot familiar bottles and colors. We’ll explore four famous examples to see how this works.</w:t>
       </w:r>
     </w:p>
     <w:p>
@@ -209,7 +209,7 @@
           <w:color w:val="111827"/>
           <w:sz w:val="28"/>
         </w:rPr>
-        <w:t>We often hear that red creates hunger and blue builds trust. But a color does not mean the same thing to everyone. With brands, we learn these links by seeing the same colors again and again. So using a color consistently matters. Caner will show you some examples.</w:t>
+        <w:t>We often hear that red creates hunger and blue builds trust. But a color does not mean the same thing to everyone. With brands, we learn these links by seeing the same colors again and again. So using a color consistently matters. Can will show you some examples.</w:t>
       </w:r>
     </w:p>
     <w:p>
@@ -227,7 +227,7 @@
           <w:color w:val="4B5563"/>
           <w:sz w:val="26"/>
         </w:rPr>
-        <w:t>CANER</w:t>
+        <w:t>CAN</w:t>
       </w:r>
     </w:p>
     <w:p>
@@ -270,7 +270,7 @@
           <w:color w:val="4B5563"/>
           <w:sz w:val="26"/>
         </w:rPr>
-        <w:t>CANER</w:t>
+        <w:t>CAN</w:t>
       </w:r>
     </w:p>
     <w:p>
@@ -313,7 +313,7 @@
           <w:color w:val="4B5563"/>
           <w:sz w:val="26"/>
         </w:rPr>
-        <w:t>CANER</w:t>
+        <w:t>CAN</w:t>
       </w:r>
     </w:p>
     <w:p>
@@ -356,7 +356,7 @@
           <w:color w:val="4B5563"/>
           <w:sz w:val="26"/>
         </w:rPr>
-        <w:t>CANER</w:t>
+        <w:t>CAN</w:t>
       </w:r>
     </w:p>
     <w:p>
@@ -399,7 +399,7 @@
           <w:color w:val="4B5563"/>
           <w:sz w:val="26"/>
         </w:rPr>
-        <w:t>CANER</w:t>
+        <w:t>CAN</w:t>
       </w:r>
     </w:p>
     <w:p>
@@ -442,7 +442,7 @@
           <w:color w:val="4B5563"/>
           <w:sz w:val="26"/>
         </w:rPr>
-        <w:t>CANER</w:t>
+        <w:t>CAN</w:t>
       </w:r>
     </w:p>
     <w:p>
@@ -485,7 +485,7 @@
           <w:color w:val="4B5563"/>
           <w:sz w:val="26"/>
         </w:rPr>
-        <w:t>CANER</w:t>
+        <w:t>CAN</w:t>
       </w:r>
     </w:p>
     <w:p>
@@ -528,7 +528,7 @@
           <w:color w:val="4B5563"/>
           <w:sz w:val="26"/>
         </w:rPr>
-        <w:t>CANER</w:t>
+        <w:t>CAN</w:t>
       </w:r>
     </w:p>
     <w:p>
@@ -571,7 +571,7 @@
           <w:color w:val="4B5563"/>
           <w:sz w:val="26"/>
         </w:rPr>
-        <w:t>CANER</w:t>
+        <w:t>CAN</w:t>
       </w:r>
     </w:p>
     <w:p>
@@ -639,7 +639,7 @@
           <w:color w:val="111827"/>
           <w:sz w:val="28"/>
         </w:rPr>
-        <w:t>Thanks, Caner. IKEA created another famous clue: the blue FRAKTA bag. In 1986, shoppers got tired carrying heavy goods. IKEA tested yellow bags in 1989, but checkout got confusing. So yellow bags stayed inside for borrowing. Blue bags were sold to take home. That durable bag became a familiar household clue.</w:t>
+        <w:t>Thanks, Can. IKEA created another famous clue: the blue FRAKTA bag. In 1986, shoppers got tired carrying heavy goods. IKEA tested yellow bags in 1989, but checkout got confusing. So yellow bags stayed inside for borrowing. Blue bags were sold to take home. That durable bag became a familiar household clue.</w:t>
       </w:r>
     </w:p>
     <w:p>
@@ -854,7 +854,7 @@
           <w:color w:val="111827"/>
           <w:sz w:val="28"/>
         </w:rPr>
-        <w:t>To wrap up, logos still matter at the final moment. But in crowded places, shapes and colors catch our attention first. Bottles, fry cartons, and gift boxes guide us without words. Thank you very much for your time. Caner and I are happy to take any questions.</w:t>
+        <w:t>To wrap up, logos still matter at the final moment. But in crowded places, shapes and colors catch our attention first. Bottles, fry cartons, and gift boxes guide us without words. Thank you very much for your time. Can and I are happy to take any questions.</w:t>
       </w:r>
     </w:p>
     <w:sectPr>

--- a/scripts/Kaan_Caner_Full_Script.docx
+++ b/scripts/Kaan_Caner_Full_Script.docx
@@ -37,7 +37,7 @@
           <w:color w:val="111827"/>
           <w:sz w:val="28"/>
         </w:rPr>
-        <w:t>Hi, I’m Kaan, and this is Can. Today we’ll look at how we recognize brands without their names. Sometimes a color, a shape, or a package is enough. In daily life, we rarely read every logo on a shelf. Instead, we spot familiar bottles and colors. We’ll explore four famous examples to see how this works.</w:t>
+        <w:t>Hi, I’m Kaan, and this is Caner. Today we’ll look at how we recognize brands without their names. Sometimes a color, a shape, or a package is enough. In daily life, we rarely read every logo on a shelf. Instead, we spot familiar bottles and colors. We’ll explore four famous examples to see how this works.</w:t>
       </w:r>
     </w:p>
     <w:p>
@@ -209,7 +209,7 @@
           <w:color w:val="111827"/>
           <w:sz w:val="28"/>
         </w:rPr>
-        <w:t>We often hear that red creates hunger and blue builds trust. But a color does not mean the same thing to everyone. With brands, we learn these links by seeing the same colors again and again. So using a color consistently matters. Can will show you some examples.</w:t>
+        <w:t>We often hear that red creates hunger and blue builds trust. But a color does not mean the same thing to everyone. With brands, we learn these links by seeing the same colors again and again. So using a color consistently matters. Caner will show you some examples.</w:t>
       </w:r>
     </w:p>
     <w:p>
@@ -227,7 +227,7 @@
           <w:color w:val="4B5563"/>
           <w:sz w:val="26"/>
         </w:rPr>
-        <w:t>CAN</w:t>
+        <w:t>CANER</w:t>
       </w:r>
     </w:p>
     <w:p>
@@ -270,7 +270,7 @@
           <w:color w:val="4B5563"/>
           <w:sz w:val="26"/>
         </w:rPr>
-        <w:t>CAN</w:t>
+        <w:t>CANER</w:t>
       </w:r>
     </w:p>
     <w:p>
@@ -313,7 +313,7 @@
           <w:color w:val="4B5563"/>
           <w:sz w:val="26"/>
         </w:rPr>
-        <w:t>CAN</w:t>
+        <w:t>CANER</w:t>
       </w:r>
     </w:p>
     <w:p>
@@ -356,7 +356,7 @@
           <w:color w:val="4B5563"/>
           <w:sz w:val="26"/>
         </w:rPr>
-        <w:t>CAN</w:t>
+        <w:t>CANER</w:t>
       </w:r>
     </w:p>
     <w:p>
@@ -399,7 +399,7 @@
           <w:color w:val="4B5563"/>
           <w:sz w:val="26"/>
         </w:rPr>
-        <w:t>CAN</w:t>
+        <w:t>CANER</w:t>
       </w:r>
     </w:p>
     <w:p>
@@ -442,7 +442,7 @@
           <w:color w:val="4B5563"/>
           <w:sz w:val="26"/>
         </w:rPr>
-        <w:t>CAN</w:t>
+        <w:t>CANER</w:t>
       </w:r>
     </w:p>
     <w:p>
@@ -485,7 +485,7 @@
           <w:color w:val="4B5563"/>
           <w:sz w:val="26"/>
         </w:rPr>
-        <w:t>CAN</w:t>
+        <w:t>CANER</w:t>
       </w:r>
     </w:p>
     <w:p>
@@ -528,7 +528,7 @@
           <w:color w:val="4B5563"/>
           <w:sz w:val="26"/>
         </w:rPr>
-        <w:t>CAN</w:t>
+        <w:t>CANER</w:t>
       </w:r>
     </w:p>
     <w:p>
@@ -571,7 +571,7 @@
           <w:color w:val="4B5563"/>
           <w:sz w:val="26"/>
         </w:rPr>
-        <w:t>CAN</w:t>
+        <w:t>CANER</w:t>
       </w:r>
     </w:p>
     <w:p>
@@ -639,7 +639,7 @@
           <w:color w:val="111827"/>
           <w:sz w:val="28"/>
         </w:rPr>
-        <w:t>Thanks, Can. IKEA created another famous clue: the blue FRAKTA bag. In 1986, shoppers got tired carrying heavy goods. IKEA tested yellow bags in 1989, but checkout got confusing. So yellow bags stayed inside for borrowing. Blue bags were sold to take home. That durable bag became a familiar household clue.</w:t>
+        <w:t>Thanks, Caner. IKEA created another famous clue: the blue FRAKTA bag. In 1986, shoppers got tired carrying heavy goods. IKEA tested yellow bags in 1989, but checkout got confusing. So yellow bags stayed inside for borrowing. Blue bags were sold to take home. That durable bag became a familiar household clue.</w:t>
       </w:r>
     </w:p>
     <w:p>
@@ -854,7 +854,7 @@
           <w:color w:val="111827"/>
           <w:sz w:val="28"/>
         </w:rPr>
-        <w:t>To wrap up, logos still matter at the final moment. But in crowded places, shapes and colors catch our attention first. Bottles, fry cartons, and gift boxes guide us without words. Thank you very much for your time. Can and I are happy to take any questions.</w:t>
+        <w:t>To wrap up, logos still matter at the final moment. But in crowded places, shapes and colors catch our attention first. Bottles, fry cartons, and gift boxes guide us without words. Thank you very much for your time. Caner and I are happy to take any questions.</w:t>
       </w:r>
     </w:p>
     <w:sectPr>
